--- a/guides/Guide-Admin-EduWeb.docx
+++ b/guides/Guide-Admin-EduWeb.docx
@@ -109,7 +109,7 @@
           <w:sz w:val="16"/>
           <w:szCs w:val="16"/>
         </w:rPr>
-        <w:t xml:space="preserve">family.eduweb.ci · Version du 7 septembre 2026</w:t>
+        <w:t xml:space="preserve">family.eduweb.ci · Version du 26 septembre 2026</w:t>
       </w:r>
     </w:p>
     <w:p>
@@ -2229,7 +2229,7 @@
           <w:sz w:val="22"/>
           <w:szCs w:val="22"/>
         </w:rPr>
-        <w:t xml:space="preserve">« Ajouter une ressource » : titre, NIVEAU (c'est lui qui crée les sections d'affichage — « Troisième », « Terminale C », « Tous niveaux »…), description, ordre.</w:t>
+        <w:t xml:space="preserve">« Ajouter une ressource » : titre, NIVEAU (l'accordéon d'affichage — les niveaux sont automatiquement classés de la Sixième à la Terminale), DISCIPLINE (la tuile à l'intérieur du niveau : SVT, Physique-Chimie… — le champ propose les disciplines déjà utilisées), description, ordre.</w:t>
       </w:r>
     </w:p>
     <w:p>

--- a/guides/Guide-Admin-EduWeb.docx
+++ b/guides/Guide-Admin-EduWeb.docx
@@ -109,7 +109,7 @@
           <w:sz w:val="16"/>
           <w:szCs w:val="16"/>
         </w:rPr>
-        <w:t xml:space="preserve">family.eduweb.ci · Version du 26 septembre 2026</w:t>
+        <w:t xml:space="preserve">family.eduweb.ci · Version du 28 septembre 2026</w:t>
       </w:r>
     </w:p>
     <w:p>
@@ -214,8 +214,8 @@
       <w:pPr>
         <w:pBdr>
           <w:top w:val="single" w:color="EAF3FB" w:sz="2" w:space="6"/>
+          <w:left w:val="single" w:color="2A77C6" w:sz="18" w:space="10"/>
           <w:bottom w:val="single" w:color="EAF3FB" w:sz="2" w:space="6"/>
-          <w:left w:val="single" w:color="2A77C6" w:sz="18" w:space="10"/>
           <w:right w:val="single" w:color="EAF3FB" w:sz="2" w:space="6"/>
         </w:pBdr>
         <w:shd w:fill="EAF3FB" w:color="auto" w:val="clear"/>
@@ -540,8 +540,8 @@
       <w:pPr>
         <w:pBdr>
           <w:top w:val="single" w:color="FDF3E6" w:sz="2" w:space="6"/>
+          <w:left w:val="single" w:color="C9871C" w:sz="18" w:space="10"/>
           <w:bottom w:val="single" w:color="FDF3E6" w:sz="2" w:space="6"/>
-          <w:left w:val="single" w:color="C9871C" w:sz="18" w:space="10"/>
           <w:right w:val="single" w:color="FDF3E6" w:sz="2" w:space="6"/>
         </w:pBdr>
         <w:shd w:fill="FDF3E6" w:color="auto" w:val="clear"/>
@@ -570,8 +570,8 @@
       <w:pPr>
         <w:pBdr>
           <w:top w:val="single" w:color="E8F5EC" w:sz="2" w:space="6"/>
+          <w:left w:val="single" w:color="1E9E57" w:sz="18" w:space="10"/>
           <w:bottom w:val="single" w:color="E8F5EC" w:sz="2" w:space="6"/>
-          <w:left w:val="single" w:color="1E9E57" w:sz="18" w:space="10"/>
           <w:right w:val="single" w:color="E8F5EC" w:sz="2" w:space="6"/>
         </w:pBdr>
         <w:shd w:fill="E8F5EC" w:color="auto" w:val="clear"/>
@@ -731,8 +731,8 @@
       <w:pPr>
         <w:pBdr>
           <w:top w:val="single" w:color="EAF3FB" w:sz="2" w:space="6"/>
+          <w:left w:val="single" w:color="2A77C6" w:sz="18" w:space="10"/>
           <w:bottom w:val="single" w:color="EAF3FB" w:sz="2" w:space="6"/>
-          <w:left w:val="single" w:color="2A77C6" w:sz="18" w:space="10"/>
           <w:right w:val="single" w:color="EAF3FB" w:sz="2" w:space="6"/>
         </w:pBdr>
         <w:shd w:fill="EAF3FB" w:color="auto" w:val="clear"/>
@@ -950,8 +950,8 @@
       <w:pPr>
         <w:pBdr>
           <w:top w:val="single" w:color="E8F5EC" w:sz="2" w:space="6"/>
+          <w:left w:val="single" w:color="1E9E57" w:sz="18" w:space="10"/>
           <w:bottom w:val="single" w:color="E8F5EC" w:sz="2" w:space="6"/>
-          <w:left w:val="single" w:color="1E9E57" w:sz="18" w:space="10"/>
           <w:right w:val="single" w:color="E8F5EC" w:sz="2" w:space="6"/>
         </w:pBdr>
         <w:shd w:fill="E8F5EC" w:color="auto" w:val="clear"/>
@@ -1054,8 +1054,8 @@
       <w:pPr>
         <w:pBdr>
           <w:top w:val="single" w:color="EAF3FB" w:sz="2" w:space="6"/>
+          <w:left w:val="single" w:color="2A77C6" w:sz="18" w:space="10"/>
           <w:bottom w:val="single" w:color="EAF3FB" w:sz="2" w:space="6"/>
-          <w:left w:val="single" w:color="2A77C6" w:sz="18" w:space="10"/>
           <w:right w:val="single" w:color="EAF3FB" w:sz="2" w:space="6"/>
         </w:pBdr>
         <w:shd w:fill="EAF3FB" w:color="auto" w:val="clear"/>
@@ -1217,8 +1217,8 @@
       <w:pPr>
         <w:pBdr>
           <w:top w:val="single" w:color="E8F5EC" w:sz="2" w:space="6"/>
+          <w:left w:val="single" w:color="1E9E57" w:sz="18" w:space="10"/>
           <w:bottom w:val="single" w:color="E8F5EC" w:sz="2" w:space="6"/>
-          <w:left w:val="single" w:color="1E9E57" w:sz="18" w:space="10"/>
           <w:right w:val="single" w:color="E8F5EC" w:sz="2" w:space="6"/>
         </w:pBdr>
         <w:shd w:fill="E8F5EC" w:color="auto" w:val="clear"/>
@@ -1420,8 +1420,8 @@
       <w:pPr>
         <w:pBdr>
           <w:top w:val="single" w:color="E8F5EC" w:sz="2" w:space="6"/>
+          <w:left w:val="single" w:color="1E9E57" w:sz="18" w:space="10"/>
           <w:bottom w:val="single" w:color="E8F5EC" w:sz="2" w:space="6"/>
-          <w:left w:val="single" w:color="1E9E57" w:sz="18" w:space="10"/>
           <w:right w:val="single" w:color="E8F5EC" w:sz="2" w:space="6"/>
         </w:pBdr>
         <w:shd w:fill="E8F5EC" w:color="auto" w:val="clear"/>
@@ -1526,8 +1526,8 @@
       <w:pPr>
         <w:pBdr>
           <w:top w:val="single" w:color="FDF3E6" w:sz="2" w:space="6"/>
+          <w:left w:val="single" w:color="C9871C" w:sz="18" w:space="10"/>
           <w:bottom w:val="single" w:color="FDF3E6" w:sz="2" w:space="6"/>
-          <w:left w:val="single" w:color="C9871C" w:sz="18" w:space="10"/>
           <w:right w:val="single" w:color="FDF3E6" w:sz="2" w:space="6"/>
         </w:pBdr>
         <w:shd w:fill="FDF3E6" w:color="auto" w:val="clear"/>
@@ -1669,8 +1669,8 @@
       <w:pPr>
         <w:pBdr>
           <w:top w:val="single" w:color="E8F5EC" w:sz="2" w:space="6"/>
+          <w:left w:val="single" w:color="1E9E57" w:sz="18" w:space="10"/>
           <w:bottom w:val="single" w:color="E8F5EC" w:sz="2" w:space="6"/>
-          <w:left w:val="single" w:color="1E9E57" w:sz="18" w:space="10"/>
           <w:right w:val="single" w:color="E8F5EC" w:sz="2" w:space="6"/>
         </w:pBdr>
         <w:shd w:fill="E8F5EC" w:color="auto" w:val="clear"/>
@@ -2102,8 +2102,8 @@
       <w:pPr>
         <w:pBdr>
           <w:top w:val="single" w:color="E8F5EC" w:sz="2" w:space="6"/>
+          <w:left w:val="single" w:color="1E9E57" w:sz="18" w:space="10"/>
           <w:bottom w:val="single" w:color="E8F5EC" w:sz="2" w:space="6"/>
-          <w:left w:val="single" w:color="1E9E57" w:sz="18" w:space="10"/>
           <w:right w:val="single" w:color="E8F5EC" w:sz="2" w:space="6"/>
         </w:pBdr>
         <w:shd w:fill="E8F5EC" w:color="auto" w:val="clear"/>
@@ -2280,6 +2280,23 @@
           <w:sz w:val="22"/>
           <w:szCs w:val="22"/>
         </w:rPr>
+        <w:t xml:space="preserve">FRÉQUENTATION : chaque ressource affiche son nombre de consultations (lectures du média, ouvertures « Plein écran / Ouvrir ») et de téléchargements ; l'entête de la banque totalise les visites de la page (une par visiteur et par demi-heure), les consultations et les téléchargements. Les mêmes chiffres apparaissent dans le tableau « Ressources (admin) ».</w:t>
+      </w:r>
+    </w:p>
+    <w:p>
+      <w:pPr>
+        <w:pStyle w:val="ListParagraph"/>
+        <w:numPr>
+          <w:ilvl w:val="0"/>
+          <w:numId w:val="13"/>
+        </w:numPr>
+        <w:spacing w:after="40"/>
+      </w:pPr>
+      <w:r>
+        <w:rPr>
+          <w:sz w:val="22"/>
+          <w:szCs w:val="22"/>
+        </w:rPr>
         <w:t xml:space="preserve">« Masquer » retire une ressource du public sans la supprimer ; « Supprimer » efface aussi le fichier hébergé.</w:t>
       </w:r>
     </w:p>
@@ -2346,8 +2363,8 @@
       <w:pPr>
         <w:pBdr>
           <w:top w:val="single" w:color="E8F5EC" w:sz="2" w:space="6"/>
+          <w:left w:val="single" w:color="1E9E57" w:sz="18" w:space="10"/>
           <w:bottom w:val="single" w:color="E8F5EC" w:sz="2" w:space="6"/>
-          <w:left w:val="single" w:color="1E9E57" w:sz="18" w:space="10"/>
           <w:right w:val="single" w:color="E8F5EC" w:sz="2" w:space="6"/>
         </w:pBdr>
         <w:shd w:fill="E8F5EC" w:color="auto" w:val="clear"/>
@@ -2373,7 +2390,7 @@
       </w:r>
     </w:p>
     <w:sectPr>
-      <w:footerReference w:type="default" r:id="rId7"/>
+      <w:footerReference w:type="default" r:id="rId6"/>
       <w:pgSz w:w="11906" w:h="16838" w:orient="portrait"/>
       <w:pgMar w:top="1440" w:right="1440" w:bottom="1440" w:left="1440" w:header="708" w:footer="708" w:gutter="0"/>
       <w:pgNumType/>
@@ -2381,10 +2398,6 @@
     </w:sectPr>
   </w:body>
 </w:document>
-</file>
-
-<file path=word/comments.xml><?xml version="1.0" encoding="utf-8"?>
-<w:comments xmlns:cx="http://schemas.microsoft.com/office/drawing/2014/chartex" xmlns:cx1="http://schemas.microsoft.com/office/drawing/2015/9/8/chartex" xmlns:cx2="http://schemas.microsoft.com/office/drawing/2015/10/21/chartex" xmlns:cx3="http://schemas.microsoft.com/office/drawing/2016/5/9/chartex" xmlns:cx4="http://schemas.microsoft.com/office/drawing/2016/5/10/chartex" xmlns:cx5="http://schemas.microsoft.com/office/drawing/2016/5/11/chartex" xmlns:cx6="http://schemas.microsoft.com/office/drawing/2016/5/12/chartex" xmlns:cx7="http://schemas.microsoft.com/office/drawing/2016/5/13/chartex" xmlns:cx8="http://schemas.microsoft.com/office/drawing/2016/5/14/chartex" xmlns:mc="http://schemas.openxmlformats.org/markup-compatibility/2006" xmlns:aink="http://schemas.microsoft.com/office/drawing/2016/ink" xmlns:am3d="http://schemas.microsoft.com/office/drawing/2017/model3d" xmlns:o="urn:schemas-microsoft-com:office:office" xmlns:r="http://schemas.openxmlformats.org/officeDocument/2006/relationships" xmlns:m="http://schemas.openxmlformats.org/officeDocument/2006/math" xmlns:v="urn:schemas-microsoft-com:vml" xmlns:wp14="http://schemas.microsoft.com/office/word/2010/wordprocessingDrawing" xmlns:wp="http://schemas.openxmlformats.org/drawingml/2006/wordprocessingDrawing" xmlns:w10="urn:schemas-microsoft-com:office:word" xmlns:w="http://schemas.openxmlformats.org/wordprocessingml/2006/main" xmlns:w14="http://schemas.microsoft.com/office/word/2010/wordml" xmlns:w15="http://schemas.microsoft.com/office/word/2012/wordml" xmlns:w16cex="http://schemas.microsoft.com/office/word/2018/wordml/cex" xmlns:w16cid="http://schemas.microsoft.com/office/word/2016/wordml/cid" xmlns:w16="http://schemas.microsoft.com/office/word/2018/wordml" xmlns:w16sdtdh="http://schemas.microsoft.com/office/word/2020/wordml/sdtdatahash" xmlns:w16se="http://schemas.microsoft.com/office/word/2015/wordml/symex" xmlns:wpg="http://schemas.microsoft.com/office/word/2010/wordprocessingGroup" xmlns:wpi="http://schemas.microsoft.com/office/word/2010/wordprocessingInk" xmlns:wne="http://schemas.microsoft.com/office/word/2006/wordml" xmlns:wps="http://schemas.microsoft.com/office/word/2010/wordprocessingShape"/>
 </file>
 
 <file path=word/endnotes.xml><?xml version="1.0" encoding="utf-8"?>
@@ -2526,7 +2539,7 @@
 <w:numbering xmlns:wpc="http://schemas.microsoft.com/office/word/2010/wordprocessingCanvas" xmlns:mc="http://schemas.openxmlformats.org/markup-compatibility/2006" xmlns:o="urn:schemas-microsoft-com:office:office" xmlns:r="http://schemas.openxmlformats.org/officeDocument/2006/relationships" xmlns:m="http://schemas.openxmlformats.org/officeDocument/2006/math" xmlns:v="urn:schemas-microsoft-com:vml" xmlns:wp14="http://schemas.microsoft.com/office/word/2010/wordprocessingDrawing" xmlns:wp="http://schemas.openxmlformats.org/drawingml/2006/wordprocessingDrawing" xmlns:w10="urn:schemas-microsoft-com:office:word" xmlns:w="http://schemas.openxmlformats.org/wordprocessingml/2006/main" xmlns:w14="http://schemas.microsoft.com/office/word/2010/wordml" xmlns:w15="http://schemas.microsoft.com/office/word/2012/wordml" xmlns:wpg="http://schemas.microsoft.com/office/word/2010/wordprocessingGroup" xmlns:wpi="http://schemas.microsoft.com/office/word/2010/wordprocessingInk" xmlns:wne="http://schemas.microsoft.com/office/word/2006/wordml" xmlns:wps="http://schemas.microsoft.com/office/word/2010/wordprocessingShape" mc:Ignorable="w14 w15 wp14">
   <w:abstractNum w:abstractNumId="1" w15:restartNumberingAfterBreak="0">
     <w:multiLevelType w:val="hybridMultilevel"/>
-    <w:lvl w:ilvl="0" w15:tentative="1">
+    <w:lvl w:ilvl="0" w:tentative="1">
       <w:start w:val="1"/>
       <w:numFmt w:val="bullet"/>
       <w:lvlText w:val="●"/>
@@ -2535,7 +2548,7 @@
         <w:ind w:left="720" w:hanging="360"/>
       </w:pPr>
     </w:lvl>
-    <w:lvl w:ilvl="1" w15:tentative="1">
+    <w:lvl w:ilvl="1" w:tentative="1">
       <w:start w:val="1"/>
       <w:numFmt w:val="bullet"/>
       <w:lvlText w:val="○"/>
@@ -2544,7 +2557,7 @@
         <w:ind w:left="1440" w:hanging="360"/>
       </w:pPr>
     </w:lvl>
-    <w:lvl w:ilvl="2" w15:tentative="1">
+    <w:lvl w:ilvl="2" w:tentative="1">
       <w:start w:val="1"/>
       <w:numFmt w:val="bullet"/>
       <w:lvlText w:val="■"/>
@@ -2553,7 +2566,7 @@
         <w:ind w:left="2160" w:hanging="360"/>
       </w:pPr>
     </w:lvl>
-    <w:lvl w:ilvl="3" w15:tentative="1">
+    <w:lvl w:ilvl="3" w:tentative="1">
       <w:start w:val="1"/>
       <w:numFmt w:val="bullet"/>
       <w:lvlText w:val="●"/>
@@ -2562,7 +2575,7 @@
         <w:ind w:left="2880" w:hanging="360"/>
       </w:pPr>
     </w:lvl>
-    <w:lvl w:ilvl="4" w15:tentative="1">
+    <w:lvl w:ilvl="4" w:tentative="1">
       <w:start w:val="1"/>
       <w:numFmt w:val="bullet"/>
       <w:lvlText w:val="○"/>
@@ -2571,7 +2584,7 @@
         <w:ind w:left="3600" w:hanging="360"/>
       </w:pPr>
     </w:lvl>
-    <w:lvl w:ilvl="5" w15:tentative="1">
+    <w:lvl w:ilvl="5" w:tentative="1">
       <w:start w:val="1"/>
       <w:numFmt w:val="bullet"/>
       <w:lvlText w:val="■"/>
@@ -2580,7 +2593,7 @@
         <w:ind w:left="4320" w:hanging="360"/>
       </w:pPr>
     </w:lvl>
-    <w:lvl w:ilvl="6" w15:tentative="1">
+    <w:lvl w:ilvl="6" w:tentative="1">
       <w:start w:val="1"/>
       <w:numFmt w:val="bullet"/>
       <w:lvlText w:val="●"/>
@@ -2589,7 +2602,7 @@
         <w:ind w:left="5040" w:hanging="360"/>
       </w:pPr>
     </w:lvl>
-    <w:lvl w:ilvl="7" w15:tentative="1">
+    <w:lvl w:ilvl="7" w:tentative="1">
       <w:start w:val="1"/>
       <w:numFmt w:val="bullet"/>
       <w:lvlText w:val="●"/>
@@ -2598,7 +2611,7 @@
         <w:ind w:left="5760" w:hanging="360"/>
       </w:pPr>
     </w:lvl>
-    <w:lvl w:ilvl="8" w15:tentative="1">
+    <w:lvl w:ilvl="8" w:tentative="1">
       <w:start w:val="1"/>
       <w:numFmt w:val="bullet"/>
       <w:lvlText w:val="●"/>
@@ -2610,7 +2623,7 @@
   </w:abstractNum>
   <w:abstractNum w:abstractNumId="2" w15:restartNumberingAfterBreak="0">
     <w:multiLevelType w:val="hybridMultilevel"/>
-    <w:lvl w:ilvl="0" w15:tentative="1">
+    <w:lvl w:ilvl="0" w:tentative="1">
       <w:start w:val="1"/>
       <w:numFmt w:val="bullet"/>
       <w:lvlText w:val="•"/>
@@ -2622,7 +2635,7 @@
   </w:abstractNum>
   <w:abstractNum w:abstractNumId="3" w15:restartNumberingAfterBreak="0">
     <w:multiLevelType w:val="hybridMultilevel"/>
-    <w:lvl w:ilvl="0" w15:tentative="1">
+    <w:lvl w:ilvl="0" w:tentative="1">
       <w:start w:val="1"/>
       <w:numFmt w:val="decimal"/>
       <w:lvlText w:val="%1."/>
@@ -2634,7 +2647,7 @@
   </w:abstractNum>
   <w:abstractNum w:abstractNumId="4" w15:restartNumberingAfterBreak="0">
     <w:multiLevelType w:val="hybridMultilevel"/>
-    <w:lvl w:ilvl="0" w15:tentative="1">
+    <w:lvl w:ilvl="0" w:tentative="1">
       <w:start w:val="1"/>
       <w:numFmt w:val="decimal"/>
       <w:lvlText w:val="%1."/>
@@ -2646,7 +2659,7 @@
   </w:abstractNum>
   <w:abstractNum w:abstractNumId="5" w15:restartNumberingAfterBreak="0">
     <w:multiLevelType w:val="hybridMultilevel"/>
-    <w:lvl w:ilvl="0" w15:tentative="1">
+    <w:lvl w:ilvl="0" w:tentative="1">
       <w:start w:val="1"/>
       <w:numFmt w:val="decimal"/>
       <w:lvlText w:val="%1."/>
@@ -2658,7 +2671,7 @@
   </w:abstractNum>
   <w:abstractNum w:abstractNumId="6" w15:restartNumberingAfterBreak="0">
     <w:multiLevelType w:val="hybridMultilevel"/>
-    <w:lvl w:ilvl="0" w15:tentative="1">
+    <w:lvl w:ilvl="0" w:tentative="1">
       <w:start w:val="1"/>
       <w:numFmt w:val="decimal"/>
       <w:lvlText w:val="%1."/>
@@ -2670,7 +2683,7 @@
   </w:abstractNum>
   <w:abstractNum w:abstractNumId="7" w15:restartNumberingAfterBreak="0">
     <w:multiLevelType w:val="hybridMultilevel"/>
-    <w:lvl w:ilvl="0" w15:tentative="1">
+    <w:lvl w:ilvl="0" w:tentative="1">
       <w:start w:val="1"/>
       <w:numFmt w:val="decimal"/>
       <w:lvlText w:val="%1."/>
@@ -2682,7 +2695,7 @@
   </w:abstractNum>
   <w:abstractNum w:abstractNumId="8" w15:restartNumberingAfterBreak="0">
     <w:multiLevelType w:val="hybridMultilevel"/>
-    <w:lvl w:ilvl="0" w15:tentative="1">
+    <w:lvl w:ilvl="0" w:tentative="1">
       <w:start w:val="1"/>
       <w:numFmt w:val="decimal"/>
       <w:lvlText w:val="%1."/>
@@ -2694,7 +2707,7 @@
   </w:abstractNum>
   <w:abstractNum w:abstractNumId="9" w15:restartNumberingAfterBreak="0">
     <w:multiLevelType w:val="hybridMultilevel"/>
-    <w:lvl w:ilvl="0" w15:tentative="1">
+    <w:lvl w:ilvl="0" w:tentative="1">
       <w:start w:val="1"/>
       <w:numFmt w:val="decimal"/>
       <w:lvlText w:val="%1."/>
@@ -2706,7 +2719,7 @@
   </w:abstractNum>
   <w:abstractNum w:abstractNumId="10" w15:restartNumberingAfterBreak="0">
     <w:multiLevelType w:val="hybridMultilevel"/>
-    <w:lvl w:ilvl="0" w15:tentative="1">
+    <w:lvl w:ilvl="0" w:tentative="1">
       <w:start w:val="1"/>
       <w:numFmt w:val="decimal"/>
       <w:lvlText w:val="%1."/>
@@ -2718,7 +2731,7 @@
   </w:abstractNum>
   <w:abstractNum w:abstractNumId="11" w15:restartNumberingAfterBreak="0">
     <w:multiLevelType w:val="hybridMultilevel"/>
-    <w:lvl w:ilvl="0" w15:tentative="1">
+    <w:lvl w:ilvl="0" w:tentative="1">
       <w:start w:val="1"/>
       <w:numFmt w:val="decimal"/>
       <w:lvlText w:val="%1."/>
@@ -2730,7 +2743,7 @@
   </w:abstractNum>
   <w:abstractNum w:abstractNumId="12" w15:restartNumberingAfterBreak="0">
     <w:multiLevelType w:val="hybridMultilevel"/>
-    <w:lvl w:ilvl="0" w15:tentative="1">
+    <w:lvl w:ilvl="0" w:tentative="1">
       <w:start w:val="1"/>
       <w:numFmt w:val="decimal"/>
       <w:lvlText w:val="%1."/>
@@ -2742,7 +2755,7 @@
   </w:abstractNum>
   <w:abstractNum w:abstractNumId="13" w15:restartNumberingAfterBreak="0">
     <w:multiLevelType w:val="hybridMultilevel"/>
-    <w:lvl w:ilvl="0" w15:tentative="1">
+    <w:lvl w:ilvl="0" w:tentative="1">
       <w:start w:val="1"/>
       <w:numFmt w:val="decimal"/>
       <w:lvlText w:val="%1."/>
@@ -2754,7 +2767,7 @@
   </w:abstractNum>
   <w:abstractNum w:abstractNumId="14" w15:restartNumberingAfterBreak="0">
     <w:multiLevelType w:val="hybridMultilevel"/>
-    <w:lvl w:ilvl="0" w15:tentative="1">
+    <w:lvl w:ilvl="0" w:tentative="1">
       <w:start w:val="1"/>
       <w:numFmt w:val="decimal"/>
       <w:lvlText w:val="%1."/>
@@ -2863,6 +2876,10 @@
     </w:rPrDefault>
     <w:pPrDefault/>
   </w:docDefaults>
+  <w:style w:type="paragraph" w:styleId="Normal" w:default="1">
+    <w:name w:val="Normal"/>
+    <w:qFormat/>
+  </w:style>
   <w:style w:type="paragraph" w:styleId="Title">
     <w:name w:val="Title"/>
     <w:basedOn w:val="Normal"/>
@@ -2871,28 +2888,6 @@
     <w:rPr>
       <w:sz w:val="56"/>
       <w:szCs w:val="56"/>
-    </w:rPr>
-  </w:style>
-  <w:style w:type="paragraph" w:styleId="Heading1">
-    <w:name w:val="Heading 1"/>
-    <w:basedOn w:val="Normal"/>
-    <w:next w:val="Normal"/>
-    <w:qFormat/>
-    <w:rPr>
-      <w:color w:val="2E74B5"/>
-      <w:sz w:val="32"/>
-      <w:szCs w:val="32"/>
-    </w:rPr>
-  </w:style>
-  <w:style w:type="paragraph" w:styleId="Heading2">
-    <w:name w:val="Heading 2"/>
-    <w:basedOn w:val="Normal"/>
-    <w:next w:val="Normal"/>
-    <w:qFormat/>
-    <w:rPr>
-      <w:color w:val="2E74B5"/>
-      <w:sz w:val="26"/>
-      <w:szCs w:val="26"/>
     </w:rPr>
   </w:style>
   <w:style w:type="paragraph" w:styleId="Heading3">
@@ -3074,4 +3069,294 @@
     </w:rPr>
   </w:style>
 </w:styles>
+</file>
+
+<file path=word/theme/theme1.xml><?xml version="1.0" encoding="utf-8"?>
+<a:theme xmlns:a="http://schemas.openxmlformats.org/drawingml/2006/main" name="Office Theme">
+  <a:themeElements>
+    <a:clrScheme name="Office">
+      <a:dk1>
+        <a:sysClr val="windowText" lastClr="000000"/>
+      </a:dk1>
+      <a:lt1>
+        <a:sysClr val="window" lastClr="FFFFFF"/>
+      </a:lt1>
+      <a:dk2>
+        <a:srgbClr val="44546A"/>
+      </a:dk2>
+      <a:lt2>
+        <a:srgbClr val="E7E6E6"/>
+      </a:lt2>
+      <a:accent1>
+        <a:srgbClr val="4472C4"/>
+      </a:accent1>
+      <a:accent2>
+        <a:srgbClr val="ED7D31"/>
+      </a:accent2>
+      <a:accent3>
+        <a:srgbClr val="A5A5A5"/>
+      </a:accent3>
+      <a:accent4>
+        <a:srgbClr val="FFC000"/>
+      </a:accent4>
+      <a:accent5>
+        <a:srgbClr val="5B9BD5"/>
+      </a:accent5>
+      <a:accent6>
+        <a:srgbClr val="70AD47"/>
+      </a:accent6>
+      <a:hlink>
+        <a:srgbClr val="0563C1"/>
+      </a:hlink>
+      <a:folHlink>
+        <a:srgbClr val="954F72"/>
+      </a:folHlink>
+    </a:clrScheme>
+    <a:fontScheme name="Office">
+      <a:majorFont>
+        <a:latin typeface="Calibri Light" panose="020F0302020204030204"/>
+        <a:ea typeface=""/>
+        <a:cs typeface=""/>
+        <a:font script="Jpan" typeface="游ゴシック Light"/>
+        <a:font script="Hang" typeface="맑은 고딕"/>
+        <a:font script="Hans" typeface="等线 Light"/>
+        <a:font script="Hant" typeface="新細明體"/>
+        <a:font script="Arab" typeface="Times New Roman"/>
+        <a:font script="Hebr" typeface="Times New Roman"/>
+        <a:font script="Thai" typeface="Angsana New"/>
+        <a:font script="Ethi" typeface="Nyala"/>
+        <a:font script="Beng" typeface="Vrinda"/>
+        <a:font script="Gujr" typeface="Shruti"/>
+        <a:font script="Khmr" typeface="MoolBoran"/>
+        <a:font script="Knda" typeface="Tunga"/>
+        <a:font script="Guru" typeface="Raavi"/>
+        <a:font script="Cans" typeface="Euphemia"/>
+        <a:font script="Cher" typeface="Plantagenet Cherokee"/>
+        <a:font script="Yiii" typeface="Microsoft Yi Baiti"/>
+        <a:font script="Tibt" typeface="Microsoft Himalaya"/>
+        <a:font script="Thaa" typeface="MV Boli"/>
+        <a:font script="Deva" typeface="Mangal"/>
+        <a:font script="Telu" typeface="Gautami"/>
+        <a:font script="Taml" typeface="Latha"/>
+        <a:font script="Syrc" typeface="Estrangelo Edessa"/>
+        <a:font script="Orya" typeface="Kalinga"/>
+        <a:font script="Mlym" typeface="Kartika"/>
+        <a:font script="Laoo" typeface="DokChampa"/>
+        <a:font script="Sinh" typeface="Iskoola Pota"/>
+        <a:font script="Mong" typeface="Mongolian Baiti"/>
+        <a:font script="Viet" typeface="Times New Roman"/>
+        <a:font script="Uigh" typeface="Microsoft Uighur"/>
+        <a:font script="Geor" typeface="Sylfaen"/>
+        <a:font script="Armn" typeface="Arial"/>
+        <a:font script="Bugi" typeface="Leelawadee UI"/>
+        <a:font script="Bopo" typeface="Microsoft JhengHei"/>
+        <a:font script="Java" typeface="Javanese Text"/>
+        <a:font script="Lisu" typeface="Segoe UI"/>
+        <a:font script="Mymr" typeface="Myanmar Text"/>
+        <a:font script="Nkoo" typeface="Ebrima"/>
+        <a:font script="Olck" typeface="Nirmala UI"/>
+        <a:font script="Osma" typeface="Ebrima"/>
+        <a:font script="Phag" typeface="Phagspa"/>
+        <a:font script="Syrn" typeface="Estrangelo Edessa"/>
+        <a:font script="Syrj" typeface="Estrangelo Edessa"/>
+        <a:font script="Syre" typeface="Estrangelo Edessa"/>
+        <a:font script="Sora" typeface="Nirmala UI"/>
+        <a:font script="Tale" typeface="Microsoft Tai Le"/>
+        <a:font script="Talu" typeface="Microsoft New Tai Lue"/>
+        <a:font script="Tfng" typeface="Ebrima"/>
+      </a:majorFont>
+      <a:minorFont>
+        <a:latin typeface="Calibri" panose="020F0502020204030204"/>
+        <a:ea typeface=""/>
+        <a:cs typeface=""/>
+        <a:font script="Jpan" typeface="游明朝"/>
+        <a:font script="Hang" typeface="맑은 고딕"/>
+        <a:font script="Hans" typeface="等线"/>
+        <a:font script="Hant" typeface="新細明體"/>
+        <a:font script="Arab" typeface="Arial"/>
+        <a:font script="Hebr" typeface="Arial"/>
+        <a:font script="Thai" typeface="Cordia New"/>
+        <a:font script="Ethi" typeface="Nyala"/>
+        <a:font script="Beng" typeface="Vrinda"/>
+        <a:font script="Gujr" typeface="Shruti"/>
+        <a:font script="Khmr" typeface="DaunPenh"/>
+        <a:font script="Knda" typeface="Tunga"/>
+        <a:font script="Guru" typeface="Raavi"/>
+        <a:font script="Cans" typeface="Euphemia"/>
+        <a:font script="Cher" typeface="Plantagenet Cherokee"/>
+        <a:font script="Yiii" typeface="Microsoft Yi Baiti"/>
+        <a:font script="Tibt" typeface="Microsoft Himalaya"/>
+        <a:font script="Thaa" typeface="MV Boli"/>
+        <a:font script="Deva" typeface="Mangal"/>
+        <a:font script="Telu" typeface="Gautami"/>
+        <a:font script="Taml" typeface="Latha"/>
+        <a:font script="Syrc" typeface="Estrangelo Edessa"/>
+        <a:font script="Orya" typeface="Kalinga"/>
+        <a:font script="Mlym" typeface="Kartika"/>
+        <a:font script="Laoo" typeface="DokChampa"/>
+        <a:font script="Sinh" typeface="Iskoola Pota"/>
+        <a:font script="Mong" typeface="Mongolian Baiti"/>
+        <a:font script="Viet" typeface="Arial"/>
+        <a:font script="Uigh" typeface="Microsoft Uighur"/>
+        <a:font script="Geor" typeface="Sylfaen"/>
+        <a:font script="Armn" typeface="Arial"/>
+        <a:font script="Bugi" typeface="Leelawadee UI"/>
+        <a:font script="Bopo" typeface="Microsoft JhengHei"/>
+        <a:font script="Java" typeface="Javanese Text"/>
+        <a:font script="Lisu" typeface="Segoe UI"/>
+        <a:font script="Mymr" typeface="Myanmar Text"/>
+        <a:font script="Nkoo" typeface="Ebrima"/>
+        <a:font script="Olck" typeface="Nirmala UI"/>
+        <a:font script="Osma" typeface="Ebrima"/>
+        <a:font script="Phag" typeface="Phagspa"/>
+        <a:font script="Syrn" typeface="Estrangelo Edessa"/>
+        <a:font script="Syrj" typeface="Estrangelo Edessa"/>
+        <a:font script="Syre" typeface="Estrangelo Edessa"/>
+        <a:font script="Sora" typeface="Nirmala UI"/>
+        <a:font script="Tale" typeface="Microsoft Tai Le"/>
+        <a:font script="Talu" typeface="Microsoft New Tai Lue"/>
+        <a:font script="Tfng" typeface="Ebrima"/>
+      </a:minorFont>
+    </a:fontScheme>
+    <a:fmtScheme name="Office">
+      <a:fillStyleLst>
+        <a:solidFill>
+          <a:schemeClr val="phClr"/>
+        </a:solidFill>
+        <a:gradFill rotWithShape="true">
+          <a:gsLst>
+            <a:gs pos="0">
+              <a:schemeClr val="phClr">
+                <a:lumMod val="110000"/>
+                <a:satMod val="105000"/>
+                <a:tint val="67000"/>
+              </a:schemeClr>
+            </a:gs>
+            <a:gs pos="50000">
+              <a:schemeClr val="phClr">
+                <a:lumMod val="105000"/>
+                <a:satMod val="103000"/>
+                <a:tint val="73000"/>
+              </a:schemeClr>
+            </a:gs>
+            <a:gs pos="100000">
+              <a:schemeClr val="phClr">
+                <a:lumMod val="105000"/>
+                <a:satMod val="109000"/>
+                <a:tint val="81000"/>
+              </a:schemeClr>
+            </a:gs>
+          </a:gsLst>
+          <a:lin ang="5400000" scaled="false"/>
+        </a:gradFill>
+        <a:gradFill rotWithShape="true">
+          <a:gsLst>
+            <a:gs pos="0">
+              <a:schemeClr val="phClr">
+                <a:satMod val="103000"/>
+                <a:lumMod val="102000"/>
+                <a:tint val="94000"/>
+              </a:schemeClr>
+            </a:gs>
+            <a:gs pos="50000">
+              <a:schemeClr val="phClr">
+                <a:satMod val="110000"/>
+                <a:lumMod val="100000"/>
+                <a:shade val="100000"/>
+              </a:schemeClr>
+            </a:gs>
+            <a:gs pos="100000">
+              <a:schemeClr val="phClr">
+                <a:lumMod val="99000"/>
+                <a:satMod val="120000"/>
+                <a:shade val="78000"/>
+              </a:schemeClr>
+            </a:gs>
+          </a:gsLst>
+          <a:lin ang="5400000" scaled="false"/>
+        </a:gradFill>
+      </a:fillStyleLst>
+      <a:lnStyleLst>
+        <a:ln w="6350" cap="flat" cmpd="sng" algn="ctr">
+          <a:solidFill>
+            <a:schemeClr val="phClr"/>
+          </a:solidFill>
+          <a:prstDash val="solid"/>
+          <a:miter lim="800000"/>
+        </a:ln>
+        <a:ln w="12700" cap="flat" cmpd="sng" algn="ctr">
+          <a:solidFill>
+            <a:schemeClr val="phClr"/>
+          </a:solidFill>
+          <a:prstDash val="solid"/>
+          <a:miter lim="800000"/>
+        </a:ln>
+        <a:ln w="19050" cap="flat" cmpd="sng" algn="ctr">
+          <a:solidFill>
+            <a:schemeClr val="phClr"/>
+          </a:solidFill>
+          <a:prstDash val="solid"/>
+          <a:miter lim="800000"/>
+        </a:ln>
+      </a:lnStyleLst>
+      <a:effectStyleLst>
+        <a:effectStyle>
+          <a:effectLst/>
+        </a:effectStyle>
+        <a:effectStyle>
+          <a:effectLst/>
+        </a:effectStyle>
+        <a:effectStyle>
+          <a:effectLst>
+            <a:outerShdw blurRad="57150" dist="19050" dir="5400000" algn="ctr" rotWithShape="false">
+              <a:srgbClr val="000000">
+                <a:alpha val="63000"/>
+              </a:srgbClr>
+            </a:outerShdw>
+          </a:effectLst>
+        </a:effectStyle>
+      </a:effectStyleLst>
+      <a:bgFillStyleLst>
+        <a:solidFill>
+          <a:schemeClr val="phClr"/>
+        </a:solidFill>
+        <a:solidFill>
+          <a:schemeClr val="phClr">
+            <a:tint val="95000"/>
+            <a:satMod val="170000"/>
+          </a:schemeClr>
+        </a:solidFill>
+        <a:gradFill rotWithShape="true">
+          <a:gsLst>
+            <a:gs pos="0">
+              <a:schemeClr val="phClr">
+                <a:tint val="93000"/>
+                <a:satMod val="150000"/>
+                <a:shade val="98000"/>
+                <a:lumMod val="102000"/>
+              </a:schemeClr>
+            </a:gs>
+            <a:gs pos="50000">
+              <a:schemeClr val="phClr">
+                <a:tint val="98000"/>
+                <a:satMod val="130000"/>
+                <a:shade val="90000"/>
+                <a:lumMod val="103000"/>
+              </a:schemeClr>
+            </a:gs>
+            <a:gs pos="100000">
+              <a:schemeClr val="phClr">
+                <a:shade val="63000"/>
+                <a:satMod val="120000"/>
+              </a:schemeClr>
+            </a:gs>
+          </a:gsLst>
+          <a:lin ang="5400000" scaled="false"/>
+        </a:gradFill>
+      </a:bgFillStyleLst>
+    </a:fmtScheme>
+  </a:themeElements>
+  <a:objectDefaults/>
+  <a:extraClrSchemeLst/>
+</a:theme>
 </file>
--- a/guides/Guide-Admin-EduWeb.docx
+++ b/guides/Guide-Admin-EduWeb.docx
@@ -109,7 +109,7 @@
           <w:sz w:val="16"/>
           <w:szCs w:val="16"/>
         </w:rPr>
-        <w:t xml:space="preserve">family.eduweb.ci · Version du 28 septembre 2026</w:t>
+        <w:t xml:space="preserve">family.eduweb.ci · Version du 1 octobre 2026</w:t>
       </w:r>
     </w:p>
     <w:p>
@@ -2387,6 +2387,216 @@
           <w:szCs w:val="21"/>
         </w:rPr>
         <w:t xml:space="preserve">Les dons soutiennent des ressources gratuites : ils ne créent ni accès payant ni contrepartie — ne les confondez pas avec les paiements de la Formation ou de la librairie.</w:t>
+      </w:r>
+    </w:p>
+    <w:p>
+      <w:pPr>
+        <w:pStyle w:val="Heading1"/>
+      </w:pPr>
+      <w:r>
+        <w:t xml:space="preserve">16.  Compétitions (épreuves chronométrées)</w:t>
+      </w:r>
+    </w:p>
+    <w:p>
+      <w:pPr>
+        <w:spacing w:after="120"/>
+      </w:pPr>
+      <w:r>
+        <w:rPr>
+          <w:sz w:val="22"/>
+          <w:szCs w:val="22"/>
+        </w:rPr>
+        <w:t xml:space="preserve">Le mode compétition transforme les quiz des chants en épreuves chronométrées, ouvertes à tous — avec ou sans compte EduWeb. Vous le pilotez depuis « 🏆 Compétitions (admin) » (permission Éditions) ; la page publique est family.eduweb.ci/competitions.</w:t>
+      </w:r>
+    </w:p>
+    <w:p>
+      <w:pPr>
+        <w:pStyle w:val="Heading2"/>
+      </w:pPr>
+      <w:r>
+        <w:t xml:space="preserve">Créer et ouvrir une compétition</w:t>
+      </w:r>
+    </w:p>
+    <w:p>
+      <w:pPr>
+        <w:pStyle w:val="ListParagraph"/>
+        <w:numPr>
+          <w:ilvl w:val="0"/>
+          <w:numId w:val="15"/>
+        </w:numPr>
+        <w:spacing w:after="40"/>
+      </w:pPr>
+      <w:r>
+        <w:rPr>
+          <w:sz w:val="22"/>
+          <w:szCs w:val="22"/>
+        </w:rPr>
+        <w:t xml:space="preserve">« Nouvelle compétition » : titre, présentation, calendrier (début des épreuves et fin, à l'heure d'Abidjan), condition d'engagement volontaire (un règlement standard est proposé).</w:t>
+      </w:r>
+    </w:p>
+    <w:p>
+      <w:pPr>
+        <w:pStyle w:val="ListParagraph"/>
+        <w:numPr>
+          <w:ilvl w:val="0"/>
+          <w:numId w:val="15"/>
+        </w:numPr>
+        <w:spacing w:after="40"/>
+      </w:pPr>
+      <w:r>
+        <w:rPr>
+          <w:sz w:val="22"/>
+          <w:szCs w:val="22"/>
+        </w:rPr>
+        <w:t xml:space="preserve">ÉPREUVES : cochez les leçons (chants) qui composent la compétition et fixez la DURÉE de chacune en minutes. Toutes les questions de la leçon sont posées (pas de tirage au sort) : chaque compétiteur a les mêmes questions.</w:t>
+      </w:r>
+    </w:p>
+    <w:p>
+      <w:pPr>
+        <w:pStyle w:val="ListParagraph"/>
+        <w:numPr>
+          <w:ilvl w:val="0"/>
+          <w:numId w:val="15"/>
+        </w:numPr>
+        <w:spacing w:after="40"/>
+      </w:pPr>
+      <w:r>
+        <w:rPr>
+          <w:sz w:val="22"/>
+          <w:szCs w:val="22"/>
+        </w:rPr>
+        <w:t xml:space="preserve">Statut : « Brouillon » (invisible), « Ouverte » (inscriptions possibles ; épreuves accessibles entre le début et la fin), « Terminée » (classement public). Passée la date de fin, la compétition est automatiquement terminée et son classement publié.</w:t>
+      </w:r>
+    </w:p>
+    <w:p>
+      <w:pPr>
+        <w:pStyle w:val="Heading2"/>
+      </w:pPr>
+      <w:r>
+        <w:t xml:space="preserve">Ce que vit le compétiteur</w:t>
+      </w:r>
+    </w:p>
+    <w:p>
+      <w:pPr>
+        <w:pStyle w:val="ListParagraph"/>
+        <w:numPr>
+          <w:ilvl w:val="0"/>
+          <w:numId w:val="16"/>
+        </w:numPr>
+        <w:spacing w:after="40"/>
+      </w:pPr>
+      <w:r>
+        <w:rPr>
+          <w:sz w:val="22"/>
+          <w:szCs w:val="22"/>
+        </w:rPr>
+        <w:t xml:space="preserve">Il renseigne son identité (nom, prénoms, genre, classe, établissement, ville, téléphone, e-mail) et VALIDE la condition d'engagement volontaire. L'e-mail est contrôlé automatiquement (domaine capable de recevoir du courrier), puis un CODE à 6 chiffres lui est envoyé : tant qu'il n'est pas saisi, l'inscription n'est pas validée et n'apparaît pas au classement.</w:t>
+      </w:r>
+    </w:p>
+    <w:p>
+      <w:pPr>
+        <w:pStyle w:val="ListParagraph"/>
+        <w:numPr>
+          <w:ilvl w:val="0"/>
+          <w:numId w:val="16"/>
+        </w:numPr>
+        <w:spacing w:after="40"/>
+      </w:pPr>
+      <w:r>
+        <w:rPr>
+          <w:sz w:val="22"/>
+          <w:szCs w:val="22"/>
+        </w:rPr>
+        <w:t xml:space="preserve">Le chronomètre d'une épreuve démarre à sa première ouverture et ne s'arrête pas ; à la fin du temps, les réponses sont envoyées automatiquement. Une épreuve ne se fait qu'une seule fois. La correction est faite par le serveur (les corrigés ne sont jamais envoyés au navigateur).</w:t>
+      </w:r>
+    </w:p>
+    <w:p>
+      <w:pPr>
+        <w:pStyle w:val="ListParagraph"/>
+        <w:numPr>
+          <w:ilvl w:val="0"/>
+          <w:numId w:val="16"/>
+        </w:numPr>
+        <w:spacing w:after="40"/>
+      </w:pPr>
+      <w:r>
+        <w:rPr>
+          <w:sz w:val="22"/>
+          <w:szCs w:val="22"/>
+        </w:rPr>
+        <w:t xml:space="preserve">Classement : par points, puis nombre d'épreuves terminées, puis temps total (les ex æquo partagent le rang). Il est publié automatiquement à la fin ; le compétiteur y voit sa ligne mise en évidence.</w:t>
+      </w:r>
+    </w:p>
+    <w:p>
+      <w:pPr>
+        <w:pStyle w:val="Heading2"/>
+      </w:pPr>
+      <w:r>
+        <w:t xml:space="preserve">Suivre et exporter</w:t>
+      </w:r>
+    </w:p>
+    <w:p>
+      <w:pPr>
+        <w:pStyle w:val="ListParagraph"/>
+        <w:numPr>
+          <w:ilvl w:val="0"/>
+          <w:numId w:val="17"/>
+        </w:numPr>
+        <w:spacing w:after="40"/>
+      </w:pPr>
+      <w:r>
+        <w:rPr>
+          <w:sz w:val="22"/>
+          <w:szCs w:val="22"/>
+        </w:rPr>
+        <w:t xml:space="preserve">« Résultats » : classement provisoire (avant la fin) ou final, coordonnées complètes, résultat et temps par épreuve, inscriptions non validées ; vous pouvez retirer une inscription de test.</w:t>
+      </w:r>
+    </w:p>
+    <w:p>
+      <w:pPr>
+        <w:pStyle w:val="ListParagraph"/>
+        <w:numPr>
+          <w:ilvl w:val="0"/>
+          <w:numId w:val="17"/>
+        </w:numPr>
+        <w:spacing w:after="40"/>
+      </w:pPr>
+      <w:r>
+        <w:rPr>
+          <w:sz w:val="22"/>
+          <w:szCs w:val="22"/>
+        </w:rPr>
+        <w:t xml:space="preserve">« ⬇️ Résultats Excel » : fichier .xlsx à trois feuilles (Classement avec toutes les coordonnées et le détail par épreuve, Non validés, Compétition). La page publique n'affiche jamais les téléphones ni les e-mails.</w:t>
+      </w:r>
+    </w:p>
+    <w:p>
+      <w:pPr>
+        <w:pBdr>
+          <w:top w:val="single" w:color="E8F5EC" w:sz="2" w:space="6"/>
+          <w:left w:val="single" w:color="1E9E57" w:sz="18" w:space="10"/>
+          <w:bottom w:val="single" w:color="E8F5EC" w:sz="2" w:space="6"/>
+          <w:right w:val="single" w:color="E8F5EC" w:sz="2" w:space="6"/>
+        </w:pBdr>
+        <w:shd w:fill="E8F5EC" w:color="auto" w:val="clear"/>
+        <w:spacing w:after="140" w:before="80"/>
+      </w:pPr>
+      <w:r>
+        <w:rPr>
+          <w:b/>
+          <w:bCs/>
+          <w:color w:val="1E9E57"/>
+          <w:sz w:val="21"/>
+          <w:szCs w:val="21"/>
+        </w:rPr>
+        <w:t xml:space="preserve">À noter — </w:t>
+      </w:r>
+      <w:r>
+        <w:rPr>
+          <w:color w:val="1A3A28"/>
+          <w:sz w:val="21"/>
+          <w:szCs w:val="21"/>
+        </w:rPr>
+        <w:t xml:space="preserve">Les e-mails de code partent via le service d'envoi de la plateforme (Resend) : vérifiez-le dans Réglages → Diagnostic e-mail avant d'ouvrir une compétition.</w:t>
       </w:r>
     </w:p>
     <w:sectPr>
@@ -2766,6 +2976,42 @@
     </w:lvl>
   </w:abstractNum>
   <w:abstractNum w:abstractNumId="14" w15:restartNumberingAfterBreak="0">
+    <w:multiLevelType w:val="hybridMultilevel"/>
+    <w:lvl w:ilvl="0" w:tentative="1">
+      <w:start w:val="1"/>
+      <w:numFmt w:val="decimal"/>
+      <w:lvlText w:val="%1."/>
+      <w:lvlJc w:val="left"/>
+      <w:pPr>
+        <w:ind w:left="540" w:hanging="300"/>
+      </w:pPr>
+    </w:lvl>
+  </w:abstractNum>
+  <w:abstractNum w:abstractNumId="15" w15:restartNumberingAfterBreak="0">
+    <w:multiLevelType w:val="hybridMultilevel"/>
+    <w:lvl w:ilvl="0" w:tentative="1">
+      <w:start w:val="1"/>
+      <w:numFmt w:val="decimal"/>
+      <w:lvlText w:val="%1."/>
+      <w:lvlJc w:val="left"/>
+      <w:pPr>
+        <w:ind w:left="540" w:hanging="300"/>
+      </w:pPr>
+    </w:lvl>
+  </w:abstractNum>
+  <w:abstractNum w:abstractNumId="16" w15:restartNumberingAfterBreak="0">
+    <w:multiLevelType w:val="hybridMultilevel"/>
+    <w:lvl w:ilvl="0" w:tentative="1">
+      <w:start w:val="1"/>
+      <w:numFmt w:val="decimal"/>
+      <w:lvlText w:val="%1."/>
+      <w:lvlJc w:val="left"/>
+      <w:pPr>
+        <w:ind w:left="540" w:hanging="300"/>
+      </w:pPr>
+    </w:lvl>
+  </w:abstractNum>
+  <w:abstractNum w:abstractNumId="17" w15:restartNumberingAfterBreak="0">
     <w:multiLevelType w:val="hybridMultilevel"/>
     <w:lvl w:ilvl="0" w:tentative="1">
       <w:start w:val="1"/>
@@ -2857,6 +3103,24 @@
   </w:num>
   <w:num w:numId="14">
     <w:abstractNumId w:val="14"/>
+    <w:lvlOverride w:ilvl="0">
+      <w:startOverride w:val="1"/>
+    </w:lvlOverride>
+  </w:num>
+  <w:num w:numId="15">
+    <w:abstractNumId w:val="15"/>
+    <w:lvlOverride w:ilvl="0">
+      <w:startOverride w:val="1"/>
+    </w:lvlOverride>
+  </w:num>
+  <w:num w:numId="16">
+    <w:abstractNumId w:val="16"/>
+    <w:lvlOverride w:ilvl="0">
+      <w:startOverride w:val="1"/>
+    </w:lvlOverride>
+  </w:num>
+  <w:num w:numId="17">
+    <w:abstractNumId w:val="17"/>
     <w:lvlOverride w:ilvl="0">
       <w:startOverride w:val="1"/>
     </w:lvlOverride>

--- a/guides/Guide-Admin-EduWeb.docx
+++ b/guides/Guide-Admin-EduWeb.docx
@@ -109,7 +109,7 @@
           <w:sz w:val="16"/>
           <w:szCs w:val="16"/>
         </w:rPr>
-        <w:t xml:space="preserve">family.eduweb.ci · Version du 1 octobre 2026</w:t>
+        <w:t xml:space="preserve">family.eduweb.ci · Version du 10 octobre 2026</w:t>
       </w:r>
     </w:p>
     <w:p>
@@ -141,11 +141,361 @@
       </w:sdtPr>
       <w:sdtContent>
         <w:p>
+          <w:pPr>
+            <w:pStyle w:val="TOC1"/>
+            <w:tabs>
+              <w:tab w:val="right" w:pos="9026" w:leader="dot"/>
+            </w:tabs>
+          </w:pPr>
           <w:r>
             <w:fldChar w:fldCharType="begin" w:dirty="true"/>
             <w:instrText xml:space="preserve">TOC \h \o "1-1"</w:instrText>
             <w:fldChar w:fldCharType="separate"/>
           </w:r>
+          <w:hyperlink w:history="1" w:anchor="_Toc52">
+            <w:r>
+              <w:t xml:space="preserve">1.  Bien démarrer — à lire en premier</w:t>
+            </w:r>
+            <w:r>
+              <w:tab/>
+            </w:r>
+            <w:r>
+              <w:fldChar w:fldCharType="begin" w:dirty="true"/>
+              <w:instrText xml:space="preserve">PAGEREF _Toc52 \h</w:instrText>
+              <w:fldChar w:fldCharType="separate"/>
+              <w:fldChar w:fldCharType="end"/>
+            </w:r>
+          </w:hyperlink>
+        </w:p>
+        <w:p>
+          <w:pPr>
+            <w:pStyle w:val="TOC1"/>
+            <w:tabs>
+              <w:tab w:val="right" w:pos="9026" w:leader="dot"/>
+            </w:tabs>
+          </w:pPr>
+          <w:hyperlink w:history="1" w:anchor="_Toc53">
+            <w:r>
+              <w:t xml:space="preserve">2.  Connexion et tableau de bord</w:t>
+            </w:r>
+            <w:r>
+              <w:tab/>
+            </w:r>
+            <w:r>
+              <w:fldChar w:fldCharType="begin" w:dirty="true"/>
+              <w:instrText xml:space="preserve">PAGEREF _Toc53 \h</w:instrText>
+              <w:fldChar w:fldCharType="separate"/>
+              <w:fldChar w:fldCharType="end"/>
+            </w:r>
+          </w:hyperlink>
+        </w:p>
+        <w:p>
+          <w:pPr>
+            <w:pStyle w:val="TOC1"/>
+            <w:tabs>
+              <w:tab w:val="right" w:pos="9026" w:leader="dot"/>
+            </w:tabs>
+          </w:pPr>
+          <w:hyperlink w:history="1" w:anchor="_Toc54">
+            <w:r>
+              <w:t xml:space="preserve">3.  Langue de lecture</w:t>
+            </w:r>
+            <w:r>
+              <w:tab/>
+            </w:r>
+            <w:r>
+              <w:fldChar w:fldCharType="begin" w:dirty="true"/>
+              <w:instrText xml:space="preserve">PAGEREF _Toc54 \h</w:instrText>
+              <w:fldChar w:fldCharType="separate"/>
+              <w:fldChar w:fldCharType="end"/>
+            </w:r>
+          </w:hyperlink>
+        </w:p>
+        <w:p>
+          <w:pPr>
+            <w:pStyle w:val="TOC1"/>
+            <w:tabs>
+              <w:tab w:val="right" w:pos="9026" w:leader="dot"/>
+            </w:tabs>
+          </w:pPr>
+          <w:hyperlink w:history="1" w:anchor="_Toc55">
+            <w:r>
+              <w:t xml:space="preserve">4.  Besoin d'aide ?</w:t>
+            </w:r>
+            <w:r>
+              <w:tab/>
+            </w:r>
+            <w:r>
+              <w:fldChar w:fldCharType="begin" w:dirty="true"/>
+              <w:instrText xml:space="preserve">PAGEREF _Toc55 \h</w:instrText>
+              <w:fldChar w:fldCharType="separate"/>
+              <w:fldChar w:fldCharType="end"/>
+            </w:r>
+          </w:hyperlink>
+        </w:p>
+        <w:p>
+          <w:pPr>
+            <w:pStyle w:val="TOC1"/>
+            <w:tabs>
+              <w:tab w:val="right" w:pos="9026" w:leader="dot"/>
+            </w:tabs>
+          </w:pPr>
+          <w:hyperlink w:history="1" w:anchor="_Toc56">
+            <w:r>
+              <w:t xml:space="preserve">5.  Installer l'application sur votre appareil</w:t>
+            </w:r>
+            <w:r>
+              <w:tab/>
+            </w:r>
+            <w:r>
+              <w:fldChar w:fldCharType="begin" w:dirty="true"/>
+              <w:instrText xml:space="preserve">PAGEREF _Toc56 \h</w:instrText>
+              <w:fldChar w:fldCharType="separate"/>
+              <w:fldChar w:fldCharType="end"/>
+            </w:r>
+          </w:hyperlink>
+        </w:p>
+        <w:p>
+          <w:pPr>
+            <w:pStyle w:val="TOC1"/>
+            <w:tabs>
+              <w:tab w:val="right" w:pos="9026" w:leader="dot"/>
+            </w:tabs>
+          </w:pPr>
+          <w:hyperlink w:history="1" w:anchor="_Toc57">
+            <w:r>
+              <w:t xml:space="preserve">6.  Gestion des utilisateurs</w:t>
+            </w:r>
+            <w:r>
+              <w:tab/>
+            </w:r>
+            <w:r>
+              <w:fldChar w:fldCharType="begin" w:dirty="true"/>
+              <w:instrText xml:space="preserve">PAGEREF _Toc57 \h</w:instrText>
+              <w:fldChar w:fldCharType="separate"/>
+              <w:fldChar w:fldCharType="end"/>
+            </w:r>
+          </w:hyperlink>
+        </w:p>
+        <w:p>
+          <w:pPr>
+            <w:pStyle w:val="TOC1"/>
+            <w:tabs>
+              <w:tab w:val="right" w:pos="9026" w:leader="dot"/>
+            </w:tabs>
+          </w:pPr>
+          <w:hyperlink w:history="1" w:anchor="_Toc58">
+            <w:r>
+              <w:t xml:space="preserve">7.  Coachs : rechercher, consulter, modifier</w:t>
+            </w:r>
+            <w:r>
+              <w:tab/>
+            </w:r>
+            <w:r>
+              <w:fldChar w:fldCharType="begin" w:dirty="true"/>
+              <w:instrText xml:space="preserve">PAGEREF _Toc58 \h</w:instrText>
+              <w:fldChar w:fldCharType="separate"/>
+              <w:fldChar w:fldCharType="end"/>
+            </w:r>
+          </w:hyperlink>
+        </w:p>
+        <w:p>
+          <w:pPr>
+            <w:pStyle w:val="TOC1"/>
+            <w:tabs>
+              <w:tab w:val="right" w:pos="9026" w:leader="dot"/>
+            </w:tabs>
+          </w:pPr>
+          <w:hyperlink w:history="1" w:anchor="_Toc59">
+            <w:r>
+              <w:t xml:space="preserve">8.  Finances &amp; commissions</w:t>
+            </w:r>
+            <w:r>
+              <w:tab/>
+            </w:r>
+            <w:r>
+              <w:fldChar w:fldCharType="begin" w:dirty="true"/>
+              <w:instrText xml:space="preserve">PAGEREF _Toc59 \h</w:instrText>
+              <w:fldChar w:fldCharType="separate"/>
+              <w:fldChar w:fldCharType="end"/>
+            </w:r>
+          </w:hyperlink>
+        </w:p>
+        <w:p>
+          <w:pPr>
+            <w:pStyle w:val="TOC1"/>
+            <w:tabs>
+              <w:tab w:val="right" w:pos="9026" w:leader="dot"/>
+            </w:tabs>
+          </w:pPr>
+          <w:hyperlink w:history="1" w:anchor="_Toc60">
+            <w:r>
+              <w:t xml:space="preserve">9.  Messagerie</w:t>
+            </w:r>
+            <w:r>
+              <w:tab/>
+            </w:r>
+            <w:r>
+              <w:fldChar w:fldCharType="begin" w:dirty="true"/>
+              <w:instrText xml:space="preserve">PAGEREF _Toc60 \h</w:instrText>
+              <w:fldChar w:fldCharType="separate"/>
+              <w:fldChar w:fldCharType="end"/>
+            </w:r>
+          </w:hyperlink>
+        </w:p>
+        <w:p>
+          <w:pPr>
+            <w:pStyle w:val="TOC1"/>
+            <w:tabs>
+              <w:tab w:val="right" w:pos="9026" w:leader="dot"/>
+            </w:tabs>
+          </w:pPr>
+          <w:hyperlink w:history="1" w:anchor="_Toc61">
+            <w:r>
+              <w:t xml:space="preserve">10.  Votre compte</w:t>
+            </w:r>
+            <w:r>
+              <w:tab/>
+            </w:r>
+            <w:r>
+              <w:fldChar w:fldCharType="begin" w:dirty="true"/>
+              <w:instrText xml:space="preserve">PAGEREF _Toc61 \h</w:instrText>
+              <w:fldChar w:fldCharType="separate"/>
+              <w:fldChar w:fldCharType="end"/>
+            </w:r>
+          </w:hyperlink>
+        </w:p>
+        <w:p>
+          <w:pPr>
+            <w:pStyle w:val="TOC1"/>
+            <w:tabs>
+              <w:tab w:val="right" w:pos="9026" w:leader="dot"/>
+            </w:tabs>
+          </w:pPr>
+          <w:hyperlink w:history="1" w:anchor="_Toc62">
+            <w:r>
+              <w:t xml:space="preserve">11.  Formation : formules, paiements et accès</w:t>
+            </w:r>
+            <w:r>
+              <w:tab/>
+            </w:r>
+            <w:r>
+              <w:fldChar w:fldCharType="begin" w:dirty="true"/>
+              <w:instrText xml:space="preserve">PAGEREF _Toc62 \h</w:instrText>
+              <w:fldChar w:fldCharType="separate"/>
+              <w:fldChar w:fldCharType="end"/>
+            </w:r>
+          </w:hyperlink>
+        </w:p>
+        <w:p>
+          <w:pPr>
+            <w:pStyle w:val="TOC1"/>
+            <w:tabs>
+              <w:tab w:val="right" w:pos="9026" w:leader="dot"/>
+            </w:tabs>
+          </w:pPr>
+          <w:hyperlink w:history="1" w:anchor="_Toc63">
+            <w:r>
+              <w:t xml:space="preserve">12.  Codes promo &amp; liens promo</w:t>
+            </w:r>
+            <w:r>
+              <w:tab/>
+            </w:r>
+            <w:r>
+              <w:fldChar w:fldCharType="begin" w:dirty="true"/>
+              <w:instrText xml:space="preserve">PAGEREF _Toc63 \h</w:instrText>
+              <w:fldChar w:fldCharType="separate"/>
+              <w:fldChar w:fldCharType="end"/>
+            </w:r>
+          </w:hyperlink>
+        </w:p>
+        <w:p>
+          <w:pPr>
+            <w:pStyle w:val="TOC1"/>
+            <w:tabs>
+              <w:tab w:val="right" w:pos="9026" w:leader="dot"/>
+            </w:tabs>
+          </w:pPr>
+          <w:hyperlink w:history="1" w:anchor="_Toc64">
+            <w:r>
+              <w:t xml:space="preserve">13.  Finance &amp; parrainage : rétrocessions, versements, antifraude</w:t>
+            </w:r>
+            <w:r>
+              <w:tab/>
+            </w:r>
+            <w:r>
+              <w:fldChar w:fldCharType="begin" w:dirty="true"/>
+              <w:instrText xml:space="preserve">PAGEREF _Toc64 \h</w:instrText>
+              <w:fldChar w:fldCharType="separate"/>
+              <w:fldChar w:fldCharType="end"/>
+            </w:r>
+          </w:hyperlink>
+        </w:p>
+        <w:p>
+          <w:pPr>
+            <w:pStyle w:val="TOC1"/>
+            <w:tabs>
+              <w:tab w:val="right" w:pos="9026" w:leader="dot"/>
+            </w:tabs>
+          </w:pPr>
+          <w:hyperlink w:history="1" w:anchor="_Toc65">
+            <w:r>
+              <w:t xml:space="preserve">14.  Éditions : librairie en ligne, commandes et loterie</w:t>
+            </w:r>
+            <w:r>
+              <w:tab/>
+            </w:r>
+            <w:r>
+              <w:fldChar w:fldCharType="begin" w:dirty="true"/>
+              <w:instrText xml:space="preserve">PAGEREF _Toc65 \h</w:instrText>
+              <w:fldChar w:fldCharType="separate"/>
+              <w:fldChar w:fldCharType="end"/>
+            </w:r>
+          </w:hyperlink>
+        </w:p>
+        <w:p>
+          <w:pPr>
+            <w:pStyle w:val="TOC1"/>
+            <w:tabs>
+              <w:tab w:val="right" w:pos="9026" w:leader="dot"/>
+            </w:tabs>
+          </w:pPr>
+          <w:hyperlink w:history="1" w:anchor="_Toc66">
+            <w:r>
+              <w:t xml:space="preserve">15.  Banque de ressources didactiques &amp; dons</w:t>
+            </w:r>
+            <w:r>
+              <w:tab/>
+            </w:r>
+            <w:r>
+              <w:fldChar w:fldCharType="begin" w:dirty="true"/>
+              <w:instrText xml:space="preserve">PAGEREF _Toc66 \h</w:instrText>
+              <w:fldChar w:fldCharType="separate"/>
+              <w:fldChar w:fldCharType="end"/>
+            </w:r>
+          </w:hyperlink>
+        </w:p>
+        <w:p>
+          <w:pPr>
+            <w:pStyle w:val="TOC1"/>
+            <w:tabs>
+              <w:tab w:val="right" w:pos="9026" w:leader="dot"/>
+            </w:tabs>
+          </w:pPr>
+          <w:hyperlink w:history="1" w:anchor="_Toc67">
+            <w:r>
+              <w:t xml:space="preserve">16.  Compétitions (épreuves chronométrées)</w:t>
+            </w:r>
+            <w:r>
+              <w:tab/>
+            </w:r>
+            <w:r>
+              <w:fldChar w:fldCharType="begin" w:dirty="true"/>
+              <w:instrText xml:space="preserve">PAGEREF _Toc67 \h</w:instrText>
+              <w:fldChar w:fldCharType="separate"/>
+              <w:fldChar w:fldCharType="end"/>
+            </w:r>
+          </w:hyperlink>
         </w:p>
         <w:p>
           <w:r>
@@ -194,9 +544,11 @@
       <w:pPr>
         <w:pStyle w:val="Heading1"/>
       </w:pPr>
+      <w:bookmarkStart w:name="_Toc52" w:id="52"/>
       <w:r>
         <w:t xml:space="preserve">1.  Bien démarrer — à lire en premier</w:t>
       </w:r>
+      <w:bookmarkEnd w:id="52"/>
     </w:p>
     <w:p>
       <w:pPr>
@@ -600,9 +952,11 @@
       <w:pPr>
         <w:pStyle w:val="Heading1"/>
       </w:pPr>
+      <w:bookmarkStart w:name="_Toc53" w:id="53"/>
       <w:r>
         <w:t xml:space="preserve">2.  Connexion et tableau de bord</w:t>
       </w:r>
+      <w:bookmarkEnd w:id="53"/>
     </w:p>
     <w:p>
       <w:pPr>
@@ -654,9 +1008,11 @@
       <w:pPr>
         <w:pStyle w:val="Heading1"/>
       </w:pPr>
+      <w:bookmarkStart w:name="_Toc54" w:id="54"/>
       <w:r>
         <w:t xml:space="preserve">3.  Langue de lecture</w:t>
       </w:r>
+      <w:bookmarkEnd w:id="54"/>
     </w:p>
     <w:p>
       <w:pPr>
@@ -691,9 +1047,11 @@
       <w:pPr>
         <w:pStyle w:val="Heading1"/>
       </w:pPr>
+      <w:bookmarkStart w:name="_Toc55" w:id="55"/>
       <w:r>
         <w:t xml:space="preserve">4.  Besoin d'aide ?</w:t>
       </w:r>
+      <w:bookmarkEnd w:id="55"/>
     </w:p>
     <w:p>
       <w:pPr>
@@ -711,9 +1069,11 @@
       <w:pPr>
         <w:pStyle w:val="Heading1"/>
       </w:pPr>
+      <w:bookmarkStart w:name="_Toc56" w:id="56"/>
       <w:r>
         <w:t xml:space="preserve">5.  Installer l'application sur votre appareil</w:t>
       </w:r>
+      <w:bookmarkEnd w:id="56"/>
     </w:p>
     <w:p>
       <w:pPr>
@@ -980,9 +1340,11 @@
       <w:pPr>
         <w:pStyle w:val="Heading1"/>
       </w:pPr>
+      <w:bookmarkStart w:name="_Toc57" w:id="57"/>
       <w:r>
         <w:t xml:space="preserve">6.  Gestion des utilisateurs</w:t>
       </w:r>
+      <w:bookmarkEnd w:id="57"/>
     </w:p>
     <w:p>
       <w:pPr>
@@ -1084,9 +1446,11 @@
       <w:pPr>
         <w:pStyle w:val="Heading1"/>
       </w:pPr>
+      <w:bookmarkStart w:name="_Toc58" w:id="58"/>
       <w:r>
         <w:t xml:space="preserve">7.  Coachs : rechercher, consulter, modifier</w:t>
       </w:r>
+      <w:bookmarkEnd w:id="58"/>
     </w:p>
     <w:p>
       <w:pPr>
@@ -1247,9 +1611,11 @@
       <w:pPr>
         <w:pStyle w:val="Heading1"/>
       </w:pPr>
+      <w:bookmarkStart w:name="_Toc59" w:id="59"/>
       <w:r>
         <w:t xml:space="preserve">8.  Finances &amp; commissions</w:t>
       </w:r>
+      <w:bookmarkEnd w:id="59"/>
     </w:p>
     <w:p>
       <w:pPr>
@@ -1301,9 +1667,11 @@
       <w:pPr>
         <w:pStyle w:val="Heading1"/>
       </w:pPr>
+      <w:bookmarkStart w:name="_Toc60" w:id="60"/>
       <w:r>
         <w:t xml:space="preserve">9.  Messagerie</w:t>
       </w:r>
+      <w:bookmarkEnd w:id="60"/>
     </w:p>
     <w:p>
       <w:pPr>
@@ -1321,9 +1689,11 @@
       <w:pPr>
         <w:pStyle w:val="Heading1"/>
       </w:pPr>
+      <w:bookmarkStart w:name="_Toc61" w:id="61"/>
       <w:r>
         <w:t xml:space="preserve">10.  Votre compte</w:t>
       </w:r>
+      <w:bookmarkEnd w:id="61"/>
     </w:p>
     <w:p>
       <w:pPr>
@@ -1341,9 +1711,11 @@
       <w:pPr>
         <w:pStyle w:val="Heading1"/>
       </w:pPr>
+      <w:bookmarkStart w:name="_Toc62" w:id="62"/>
       <w:r>
         <w:t xml:space="preserve">11.  Formation : formules, paiements et accès</w:t>
       </w:r>
+      <w:bookmarkEnd w:id="62"/>
     </w:p>
     <w:p>
       <w:pPr>
@@ -1598,9 +1970,11 @@
       <w:pPr>
         <w:pStyle w:val="Heading1"/>
       </w:pPr>
+      <w:bookmarkStart w:name="_Toc63" w:id="63"/>
       <w:r>
         <w:t xml:space="preserve">12.  Codes promo &amp; liens promo</w:t>
       </w:r>
+      <w:bookmarkEnd w:id="63"/>
     </w:p>
     <w:p>
       <w:pPr>
@@ -1699,9 +2073,11 @@
       <w:pPr>
         <w:pStyle w:val="Heading1"/>
       </w:pPr>
+      <w:bookmarkStart w:name="_Toc64" w:id="64"/>
       <w:r>
         <w:t xml:space="preserve">13.  Finance &amp; parrainage : rétrocessions, versements, antifraude</w:t>
       </w:r>
+      <w:bookmarkEnd w:id="64"/>
     </w:p>
     <w:p>
       <w:pPr>
@@ -1896,9 +2272,11 @@
       <w:pPr>
         <w:pStyle w:val="Heading1"/>
       </w:pPr>
+      <w:bookmarkStart w:name="_Toc65" w:id="65"/>
       <w:r>
         <w:t xml:space="preserve">14.  Éditions : librairie en ligne, commandes et loterie</w:t>
       </w:r>
+      <w:bookmarkEnd w:id="65"/>
     </w:p>
     <w:p>
       <w:pPr>
@@ -2191,9 +2569,11 @@
       <w:pPr>
         <w:pStyle w:val="Heading1"/>
       </w:pPr>
+      <w:bookmarkStart w:name="_Toc66" w:id="66"/>
       <w:r>
         <w:t xml:space="preserve">15.  Banque de ressources didactiques &amp; dons</w:t>
       </w:r>
+      <w:bookmarkEnd w:id="66"/>
     </w:p>
     <w:p>
       <w:pPr>
@@ -2204,7 +2584,7 @@
           <w:sz w:val="22"/>
           <w:szCs w:val="22"/>
         </w:rPr>
-        <w:t xml:space="preserve">La page publique family.eduweb.ci/ressources offre des contenus gratuits classés par niveau. Vous la composez depuis « Ressources (admin) » (permission Éditions) ; les dons qui la soutiennent se vérifient dans « 💛 Dons » (permission Finances).</w:t>
+        <w:t xml:space="preserve">La page publique family.eduweb.ci/ressources offre des contenus gratuits classés par cycle (barre latérale : cycle primaire, 1er cycle secondaire, 2nd cycle secondaire, cycle supérieur) puis par niveau. Vous la composez depuis « Ressources (admin) » (permission Éditions) ; les dons qui la soutiennent se vérifient dans « 💛 Dons » (permission Finances).</w:t>
       </w:r>
     </w:p>
     <w:p>
@@ -2229,7 +2609,7 @@
           <w:sz w:val="22"/>
           <w:szCs w:val="22"/>
         </w:rPr>
-        <w:t xml:space="preserve">« Ajouter une ressource » : titre, NIVEAU (l'accordéon d'affichage — les niveaux sont automatiquement classés de la Sixième à la Terminale), DISCIPLINE (la tuile à l'intérieur du niveau : SVT, Physique-Chimie… — le champ propose les disciplines déjà utilisées), description, ordre.</w:t>
+        <w:t xml:space="preserve">« Ajouter une ressource » : titre, NIVEAU (l'accordéon d'affichage — chaque niveau est rangé automatiquement dans son cycle et classé dans l'ordre : CP1 → CM2, Sixième → Troisième, Seconde → Terminale, puis BTS, licence, master… ; un niveau non reconnu, comme « Tous niveaux », s'affiche sous « Autres niveaux »), DISCIPLINE (la tuile à l'intérieur du niveau : SVT, Physique-Chimie… — le champ propose les disciplines déjà utilisées), description, ordre.</w:t>
       </w:r>
     </w:p>
     <w:p>
@@ -2393,9 +2773,11 @@
       <w:pPr>
         <w:pStyle w:val="Heading1"/>
       </w:pPr>
+      <w:bookmarkStart w:name="_Toc67" w:id="67"/>
       <w:r>
         <w:t xml:space="preserve">16.  Compétitions (épreuves chronométrées)</w:t>
       </w:r>
+      <w:bookmarkEnd w:id="67"/>
     </w:p>
     <w:p>
       <w:pPr>
@@ -3143,6 +3525,21 @@
   <w:style w:type="paragraph" w:styleId="Normal" w:default="1">
     <w:name w:val="Normal"/>
     <w:qFormat/>
+  </w:style>
+  <w:style w:type="table" w:styleId="TableNormal" w:default="true">
+    <w:name w:val="Normal Table"/>
+    <w:uiPriority w:val="99"/>
+    <w:semiHidden/>
+    <w:unhideWhenUsed/>
+    <w:tblPr>
+      <w:tblInd w:type="dxa" w:w="0"/>
+      <w:tblCellMar>
+        <w:top w:type="dxa" w:w="0"/>
+        <w:left w:type="dxa" w:w="108"/>
+        <w:bottom w:type="dxa" w:w="0"/>
+        <w:right w:type="dxa" w:w="108"/>
+      </w:tblCellMar>
+    </w:tblPr>
   </w:style>
   <w:style w:type="paragraph" w:styleId="Title">
     <w:name w:val="Title"/>

--- a/guides/Guide-Admin-EduWeb.docx
+++ b/guides/Guide-Admin-EduWeb.docx
@@ -2609,7 +2609,7 @@
           <w:sz w:val="22"/>
           <w:szCs w:val="22"/>
         </w:rPr>
-        <w:t xml:space="preserve">« Ajouter une ressource » : titre, NIVEAU (l'accordéon d'affichage — chaque niveau est rangé automatiquement dans son cycle et classé dans l'ordre : CP1 → CM2, Sixième → Troisième, Seconde → Terminale, puis BTS, licence, master… ; un niveau non reconnu, comme « Tous niveaux », s'affiche sous « Autres niveaux »), DISCIPLINE (la tuile à l'intérieur du niveau : SVT, Physique-Chimie… — le champ propose les disciplines déjà utilisées), description, ordre.</w:t>
+        <w:t xml:space="preserve">« Ajouter une ressource » : titre, NIVEAU (l'accordéon d'affichage — chaque niveau est rangé automatiquement dans son cycle et classé dans l'ordre : CP1 → CM2, Sixième → Troisième, Seconde → Terminale, puis BTS, licence, master… ; un niveau non reconnu, comme « Tous niveaux », s'affiche sous « Autres niveaux »), DISCIPLINE (l'accordéon à l'intérieur du niveau, replié par défaut ; ouvrir une discipline referme les autres du niveau : SVT, Physique-Chimie… — le champ propose les disciplines déjà utilisées), description, ordre.</w:t>
       </w:r>
     </w:p>
     <w:p>

--- a/guides/Guide-Admin-EduWeb.docx
+++ b/guides/Guide-Admin-EduWeb.docx
@@ -109,7 +109,7 @@
           <w:sz w:val="16"/>
           <w:szCs w:val="16"/>
         </w:rPr>
-        <w:t xml:space="preserve">family.eduweb.ci · Version du 10 octobre 2026</w:t>
+        <w:t xml:space="preserve">family.eduweb.ci · Version du 17 octobre 2026</w:t>
       </w:r>
     </w:p>
     <w:p>
@@ -2584,7 +2584,7 @@
           <w:sz w:val="22"/>
           <w:szCs w:val="22"/>
         </w:rPr>
-        <w:t xml:space="preserve">La page publique family.eduweb.ci/ressources offre des contenus gratuits classés par cycle (barre latérale : cycle primaire, 1er cycle secondaire, 2nd cycle secondaire, cycle supérieur) puis par niveau. Vous la composez depuis « Ressources (admin) » (permission Éditions) ; les dons qui la soutiennent se vérifient dans « 💛 Dons » (permission Finances).</w:t>
+        <w:t xml:space="preserve">La page publique family.eduweb.ci/ressources offre des contenus à consulter gratuitement, classés par cycle (barre latérale : cycle primaire, 1er cycle secondaire, 2nd cycle secondaire, cycle supérieur) puis par niveau. Vous la composez depuis « Ressources (admin) » (permission Éditions) ; les dons qui la soutiennent se vérifient dans « 💛 Dons », et les téléchargements payants dans « 💰 Téléchargements payants » (permission Finances).</w:t>
       </w:r>
     </w:p>
     <w:p>
@@ -2685,6 +2685,82 @@
         <w:pStyle w:val="Heading2"/>
       </w:pPr>
       <w:r>
+        <w:t xml:space="preserve">Téléchargements payants (200 FCFA)</w:t>
+      </w:r>
+    </w:p>
+    <w:p>
+      <w:pPr>
+        <w:pStyle w:val="ListParagraph"/>
+        <w:numPr>
+          <w:ilvl w:val="0"/>
+          <w:numId w:val="14"/>
+        </w:numPr>
+        <w:spacing w:after="40"/>
+      </w:pPr>
+      <w:r>
+        <w:rPr>
+          <w:sz w:val="22"/>
+          <w:szCs w:val="22"/>
+        </w:rPr>
+        <w:t xml:space="preserve">Le visionnage en ligne reste gratuit ; seul le TÉLÉCHARGEMENT d'une ressource marquée « 💰 Payant » coûte 200 FCFA (≈ 0,30 €). Une nouvelle vidéo est payante d'office (case « Téléchargement payant » cochée dans le formulaire, à décocher au besoin) ; pour une ressource déjà en ligne, utilisez le bouton « 💰 Rendre payant » (ou « Rendre gratuit ») de sa ligne dans « Ressources (admin) ».</w:t>
+      </w:r>
+    </w:p>
+    <w:p>
+      <w:pPr>
+        <w:pStyle w:val="ListParagraph"/>
+        <w:numPr>
+          <w:ilvl w:val="0"/>
+          <w:numId w:val="14"/>
+        </w:numPr>
+        <w:spacing w:after="40"/>
+      </w:pPr>
+      <w:r>
+        <w:rPr>
+          <w:sz w:val="22"/>
+          <w:szCs w:val="22"/>
+        </w:rPr>
+        <w:t xml:space="preserve">Côté visiteur : « Télécharger » ouvre une fenêtre qui l'invite à payer par Wave au (+225) 07 0985 8042 ou par Flooz (Moov Money) au (+225) 01 5263 3030, puis à déclarer son paiement (opérateur, référence reçue par SMS, e-mail). Il est prévenu qu'il recevra son lien par e-mail en moins de 12 heures. Le lecteur d'une ressource payante n'offre plus de menu « Télécharger » ni de clic droit « Enregistrer sous », et « Plein écran » agrandit le lecteur au lieu d'ouvrir le fichier.</w:t>
+      </w:r>
+    </w:p>
+    <w:p>
+      <w:pPr>
+        <w:pStyle w:val="ListParagraph"/>
+        <w:numPr>
+          <w:ilvl w:val="0"/>
+          <w:numId w:val="14"/>
+        </w:numPr>
+        <w:spacing w:after="40"/>
+      </w:pPr>
+      <w:r>
+        <w:rPr>
+          <w:sz w:val="22"/>
+          <w:szCs w:val="22"/>
+        </w:rPr>
+        <w:t xml:space="preserve">Chaque déclaration vous est signalée par e-mail. Dans « 💰 Téléchargements payants » : vérifiez le relevé (200 F + référence), puis « Argent reçu ✓ — envoyer le lien » : le visiteur reçoit aussitôt un lien personnel, valable 7 jours. « Rejeter… » le prévient que son paiement n'a pas été retrouvé (motif facultatif).</w:t>
+      </w:r>
+    </w:p>
+    <w:p>
+      <w:pPr>
+        <w:pStyle w:val="ListParagraph"/>
+        <w:numPr>
+          <w:ilvl w:val="0"/>
+          <w:numId w:val="14"/>
+        </w:numPr>
+        <w:spacing w:after="40"/>
+      </w:pPr>
+      <w:r>
+        <w:rPr>
+          <w:sz w:val="22"/>
+          <w:szCs w:val="22"/>
+        </w:rPr>
+        <w:t xml:space="preserve">Si l'e-mail ne part pas (adresse erronée…), copiez le lien affiché sur la ligne et envoyez-le par WhatsApp ou SMS. « Renvoyer le lien » le renvoie pour 7 nouveaux jours ; une même référence déclarée plusieurs fois est signalée « ⚠️ ». L'export CSV sert à la comptabilité.</w:t>
+      </w:r>
+    </w:p>
+    <w:p>
+      <w:pPr>
+        <w:pStyle w:val="Heading2"/>
+      </w:pPr>
+      <w:r>
         <w:t xml:space="preserve">Vérifier les dons</w:t>
       </w:r>
     </w:p>
@@ -2693,7 +2769,7 @@
         <w:pStyle w:val="ListParagraph"/>
         <w:numPr>
           <w:ilvl w:val="0"/>
-          <w:numId w:val="14"/>
+          <w:numId w:val="15"/>
         </w:numPr>
         <w:spacing w:after="40"/>
       </w:pPr>
@@ -2710,7 +2786,7 @@
         <w:pStyle w:val="ListParagraph"/>
         <w:numPr>
           <w:ilvl w:val="0"/>
-          <w:numId w:val="14"/>
+          <w:numId w:val="15"/>
         </w:numPr>
         <w:spacing w:after="40"/>
       </w:pPr>
@@ -2727,7 +2803,7 @@
         <w:pStyle w:val="ListParagraph"/>
         <w:numPr>
           <w:ilvl w:val="0"/>
-          <w:numId w:val="14"/>
+          <w:numId w:val="15"/>
         </w:numPr>
         <w:spacing w:after="40"/>
       </w:pPr>
@@ -2766,7 +2842,7 @@
           <w:sz w:val="21"/>
           <w:szCs w:val="21"/>
         </w:rPr>
-        <w:t xml:space="preserve">Les dons soutiennent des ressources gratuites : ils ne créent ni accès payant ni contrepartie — ne les confondez pas avec les paiements de la Formation ou de la librairie.</w:t>
+        <w:t xml:space="preserve">Les dons soutiennent la banque : ils ne créent ni accès payant ni contrepartie — ne les confondez pas avec les paiements des téléchargements, de la Formation ou de la librairie.</w:t>
       </w:r>
     </w:p>
     <w:p>
@@ -2804,7 +2880,7 @@
         <w:pStyle w:val="ListParagraph"/>
         <w:numPr>
           <w:ilvl w:val="0"/>
-          <w:numId w:val="15"/>
+          <w:numId w:val="16"/>
         </w:numPr>
         <w:spacing w:after="40"/>
       </w:pPr>
@@ -2821,7 +2897,7 @@
         <w:pStyle w:val="ListParagraph"/>
         <w:numPr>
           <w:ilvl w:val="0"/>
-          <w:numId w:val="15"/>
+          <w:numId w:val="16"/>
         </w:numPr>
         <w:spacing w:after="40"/>
       </w:pPr>
@@ -2838,7 +2914,7 @@
         <w:pStyle w:val="ListParagraph"/>
         <w:numPr>
           <w:ilvl w:val="0"/>
-          <w:numId w:val="15"/>
+          <w:numId w:val="16"/>
         </w:numPr>
         <w:spacing w:after="40"/>
       </w:pPr>
@@ -2863,7 +2939,7 @@
         <w:pStyle w:val="ListParagraph"/>
         <w:numPr>
           <w:ilvl w:val="0"/>
-          <w:numId w:val="16"/>
+          <w:numId w:val="17"/>
         </w:numPr>
         <w:spacing w:after="40"/>
       </w:pPr>
@@ -2880,7 +2956,7 @@
         <w:pStyle w:val="ListParagraph"/>
         <w:numPr>
           <w:ilvl w:val="0"/>
-          <w:numId w:val="16"/>
+          <w:numId w:val="17"/>
         </w:numPr>
         <w:spacing w:after="40"/>
       </w:pPr>
@@ -2897,7 +2973,7 @@
         <w:pStyle w:val="ListParagraph"/>
         <w:numPr>
           <w:ilvl w:val="0"/>
-          <w:numId w:val="16"/>
+          <w:numId w:val="17"/>
         </w:numPr>
         <w:spacing w:after="40"/>
       </w:pPr>
@@ -2922,7 +2998,7 @@
         <w:pStyle w:val="ListParagraph"/>
         <w:numPr>
           <w:ilvl w:val="0"/>
-          <w:numId w:val="17"/>
+          <w:numId w:val="18"/>
         </w:numPr>
         <w:spacing w:after="40"/>
       </w:pPr>
@@ -2939,7 +3015,7 @@
         <w:pStyle w:val="ListParagraph"/>
         <w:numPr>
           <w:ilvl w:val="0"/>
-          <w:numId w:val="17"/>
+          <w:numId w:val="18"/>
         </w:numPr>
         <w:spacing w:after="40"/>
       </w:pPr>
@@ -3063,8 +3139,29 @@
         <w:szCs w:val="16"/>
       </w:rPr>
       <w:fldChar w:fldCharType="begin"/>
+    </w:r>
+    <w:r>
+      <w:rPr>
+        <w:color w:val="999999"/>
+        <w:sz w:val="16"/>
+        <w:szCs w:val="16"/>
+      </w:rPr>
       <w:instrText xml:space="preserve">PAGE</w:instrText>
+    </w:r>
+    <w:r>
+      <w:rPr>
+        <w:color w:val="999999"/>
+        <w:sz w:val="16"/>
+        <w:szCs w:val="16"/>
+      </w:rPr>
       <w:fldChar w:fldCharType="separate"/>
+    </w:r>
+    <w:r>
+      <w:rPr>
+        <w:color w:val="999999"/>
+        <w:sz w:val="16"/>
+        <w:szCs w:val="16"/>
+      </w:rPr>
       <w:fldChar w:fldCharType="end"/>
     </w:r>
     <w:r>
@@ -3082,8 +3179,29 @@
         <w:szCs w:val="16"/>
       </w:rPr>
       <w:fldChar w:fldCharType="begin"/>
+    </w:r>
+    <w:r>
+      <w:rPr>
+        <w:color w:val="999999"/>
+        <w:sz w:val="16"/>
+        <w:szCs w:val="16"/>
+      </w:rPr>
       <w:instrText xml:space="preserve">NUMPAGES</w:instrText>
+    </w:r>
+    <w:r>
+      <w:rPr>
+        <w:color w:val="999999"/>
+        <w:sz w:val="16"/>
+        <w:szCs w:val="16"/>
+      </w:rPr>
       <w:fldChar w:fldCharType="separate"/>
+    </w:r>
+    <w:r>
+      <w:rPr>
+        <w:color w:val="999999"/>
+        <w:sz w:val="16"/>
+        <w:szCs w:val="16"/>
+      </w:rPr>
       <w:fldChar w:fldCharType="end"/>
     </w:r>
   </w:p>
@@ -3394,6 +3512,18 @@
     </w:lvl>
   </w:abstractNum>
   <w:abstractNum w:abstractNumId="17" w15:restartNumberingAfterBreak="0">
+    <w:multiLevelType w:val="hybridMultilevel"/>
+    <w:lvl w:ilvl="0" w:tentative="1">
+      <w:start w:val="1"/>
+      <w:numFmt w:val="decimal"/>
+      <w:lvlText w:val="%1."/>
+      <w:lvlJc w:val="left"/>
+      <w:pPr>
+        <w:ind w:left="540" w:hanging="300"/>
+      </w:pPr>
+    </w:lvl>
+  </w:abstractNum>
+  <w:abstractNum w:abstractNumId="18" w15:restartNumberingAfterBreak="0">
     <w:multiLevelType w:val="hybridMultilevel"/>
     <w:lvl w:ilvl="0" w:tentative="1">
       <w:start w:val="1"/>
@@ -3503,6 +3633,12 @@
   </w:num>
   <w:num w:numId="17">
     <w:abstractNumId w:val="17"/>
+    <w:lvlOverride w:ilvl="0">
+      <w:startOverride w:val="1"/>
+    </w:lvlOverride>
+  </w:num>
+  <w:num w:numId="18">
+    <w:abstractNumId w:val="18"/>
     <w:lvlOverride w:ilvl="0">
       <w:startOverride w:val="1"/>
     </w:lvlOverride>

--- a/guides/Guide-Admin-EduWeb.docx
+++ b/guides/Guide-Admin-EduWeb.docx
@@ -109,7 +109,7 @@
           <w:sz w:val="16"/>
           <w:szCs w:val="16"/>
         </w:rPr>
-        <w:t xml:space="preserve">family.eduweb.ci · Version du 17 octobre 2026</w:t>
+        <w:t xml:space="preserve">family.eduweb.ci · Version du 18 octobre 2026</w:t>
       </w:r>
     </w:p>
     <w:p>
@@ -2720,6 +2720,23 @@
           <w:szCs w:val="22"/>
         </w:rPr>
         <w:t xml:space="preserve">Côté visiteur : « Télécharger » ouvre une fenêtre qui l'invite à payer par Wave au (+225) 07 0985 8042 ou par Flooz (Moov Money) au (+225) 01 5263 3030, puis à déclarer son paiement (opérateur, référence reçue par SMS, e-mail). Il est prévenu qu'il recevra son lien par e-mail en moins de 12 heures. Le lecteur d'une ressource payante n'offre plus de menu « Télécharger » ni de clic droit « Enregistrer sous », et « Plein écran » agrandit le lecteur au lieu d'ouvrir le fichier.</w:t>
+      </w:r>
+    </w:p>
+    <w:p>
+      <w:pPr>
+        <w:pStyle w:val="ListParagraph"/>
+        <w:numPr>
+          <w:ilvl w:val="0"/>
+          <w:numId w:val="14"/>
+        </w:numPr>
+        <w:spacing w:after="40"/>
+      </w:pPr>
+      <w:r>
+        <w:rPr>
+          <w:sz w:val="22"/>
+          <w:szCs w:val="22"/>
+        </w:rPr>
+        <w:t xml:space="preserve">Leçons en chanson : tant que le clip n'est pas payé, le quiz « 🎯 Chanson &amp; évaluation » se limite à 2 questions d'essai tirées au sort (les mêmes pendant la visite), suivies d'une invitation à payer. Un seul paiement de 200 FCFA débloque à la fois le téléchargement et le quiz complet (10 questions tirées parmi toute la banque), que le visiteur passe par « Télécharger » ou par « Quiz complet + téléchargement ». Le quiz est débloqué dans le navigateur où il ouvre son lien personnel (même après l'expiration du téléchargement) et sur tout appareil où il se connecte avec le compte de l'e-mail déclaré ; ses boutons « Télécharger » affichent alors « déjà payé » et mènent à son lien, sans second paiement. « Remettre à vérifier », « Rejeter » ou supprimer un paiement retire aussi le quiz complet. Connecté en administrateur, vous voyez toujours le quiz complet.</w:t>
       </w:r>
     </w:p>
     <w:p>

--- a/guides/Guide-Admin-EduWeb.docx
+++ b/guides/Guide-Admin-EduWeb.docx
@@ -2736,7 +2736,7 @@
           <w:sz w:val="22"/>
           <w:szCs w:val="22"/>
         </w:rPr>
-        <w:t xml:space="preserve">Leçons en chanson : tant que le clip n'est pas payé, le quiz « 🎯 Chanson &amp; évaluation » se limite à 2 questions d'essai tirées au sort (les mêmes pendant la visite), suivies d'une invitation à payer. Un seul paiement de 200 FCFA débloque à la fois le téléchargement et le quiz complet (10 questions tirées parmi toute la banque), que le visiteur passe par « Télécharger » ou par « Quiz complet + téléchargement ». Le quiz est débloqué dans le navigateur où il ouvre son lien personnel (même après l'expiration du téléchargement) et sur tout appareil où il se connecte avec le compte de l'e-mail déclaré ; ses boutons « Télécharger » affichent alors « déjà payé » et mènent à son lien, sans second paiement. « Remettre à vérifier », « Rejeter » ou supprimer un paiement retire aussi le quiz complet. Connecté en administrateur, vous voyez toujours le quiz complet.</w:t>
+        <w:t xml:space="preserve">Leçons en chanson : tant que le clip n'est pas payé, le quiz « 🎯 Chanson &amp; évaluation » se limite à 2 questions d'essai tirées au sort (les mêmes pendant la visite), suivies d'une invitation à payer. Un seul paiement de 200 FCFA débloque à la fois le téléchargement et le quiz complet (10 questions tirées parmi toute la banque), que le visiteur passe par « Télécharger » ou par « Quiz complet + téléchargement ». Dès que vous confirmez le paiement, l'appareil qui l'a déclaré (souvent celui de l'élève, avec l'e-mail d'un parent) se débloque tout seul : sa page en attente s'actualise d'elle-même. Le quiz est aussi débloqué dans le navigateur où le lien personnel est ouvert (même après l'expiration du téléchargement) et sur tout appareil connecté au compte de l'e-mail déclaré ; ses boutons « Télécharger » affichent alors « déjà payé » et mènent à son lien, sans second paiement. « Remettre à vérifier », « Rejeter » ou supprimer un paiement retire aussi le quiz complet. Connecté en administrateur, vous voyez toujours le quiz complet.</w:t>
       </w:r>
     </w:p>
     <w:p>
